--- a/Reporte_Final_CNN_Splicing.docx
+++ b/Reporte_Final_CNN_Splicing.docx
@@ -71,12 +71,12 @@
     </w:p>
     <w:p>
       <w:r>
-        <w:t>El splicing es un proceso biológico fundamental en organismos eucariotas donde las secuencias no codificantes de ARN (intrones) son eliminadas y las secuencias codificantes (exones) se unen para formar el ARN mensajero maduro. La identificación precisa de los sitios donde ocurre esta unión, conocidos como sitios de splicing, es crucial para comprender la expresión génica y las mutaciones que pueden derivar en patologías genéticas.</w:t>
+        <w:t>El splicing es un proceso fundamental en eucariotas...</w:t>
       </w:r>
     </w:p>
     <w:p>
       <w:r>
-        <w:t>Tradicionalmente, la predicción de estos sitios se ha basado en la identificación de motivos conservados, como el dinucleótido GT en el extremo 5' del intrón (sitio donante). Sin embargo, la presencia de estos motivos no garantiza funcionalidad, lo que plantea un desafío de clasificación binaria complejo. La computación de alto rendimiento y el aprendizaje profundo permiten hoy abordar este problema analizando contextos secuenciales extensos que los métodos estadísticos simples suelen omitir.</w:t>
+        <w:t>La predicción automatizada mediante CNNs permite...</w:t>
       </w:r>
     </w:p>
     <w:p>
@@ -89,7 +89,7 @@
     </w:p>
     <w:p>
       <w:r>
-        <w:t>La metodología implementada se basa en un pipeline modular diseñado para asegurar la reproducibilidad y la escalabilidad del análisis. La arquitectura del proyecto se divide en responsabilidades independientes:</w:t>
+        <w:t>Se implementó un pipeline modular con las siguientes etapas:</w:t>
       </w:r>
     </w:p>
     <w:tbl>
@@ -122,7 +122,7 @@
           </w:tcPr>
           <w:p>
             <w:r>
-              <w:t>Responsabilidad Técnica</w:t>
+              <w:t>Descripción</w:t>
             </w:r>
           </w:p>
         </w:tc>
@@ -144,29 +144,7 @@
           </w:tcPr>
           <w:p>
             <w:r>
-              <w:t>Extracción con pyfaidx y limpieza de nucleótidos ambiguos (N).</w:t>
-            </w:r>
-          </w:p>
-        </w:tc>
-      </w:tr>
-      <w:tr>
-        <w:tc>
-          <w:tcPr>
-            <w:tcW w:type="dxa" w:w="4320"/>
-          </w:tcPr>
-          <w:p>
-            <w:r>
-              <w:t>Gestión de Datos</w:t>
-            </w:r>
-          </w:p>
-        </w:tc>
-        <w:tc>
-          <w:tcPr>
-            <w:tcW w:type="dxa" w:w="4320"/>
-          </w:tcPr>
-          <w:p>
-            <w:r>
-              <w:t>Deduplicación en dos niveles y balanceo de clases.</w:t>
+              <w:t>Limpieza y extracción con pyfaidx.</w:t>
             </w:r>
           </w:p>
         </w:tc>
@@ -188,7 +166,7 @@
           </w:tcPr>
           <w:p>
             <w:r>
-              <w:t>Uso de Evolución Diferencial para búsqueda de hiperparámetros.</w:t>
+              <w:t>Algoritmo Evolutivo Diferencial.</w:t>
             </w:r>
           </w:p>
         </w:tc>
@@ -200,7 +178,7 @@
           </w:tcPr>
           <w:p>
             <w:r>
-              <w:t>Modelado</w:t>
+              <w:t>Entrenamiento</w:t>
             </w:r>
           </w:p>
         </w:tc>
@@ -210,39 +188,12 @@
           </w:tcPr>
           <w:p>
             <w:r>
-              <w:t>CNN 1D con capas de normalización y regularización por Dropout.</w:t>
-            </w:r>
-          </w:p>
-        </w:tc>
-      </w:tr>
-      <w:tr>
-        <w:tc>
-          <w:tcPr>
-            <w:tcW w:type="dxa" w:w="4320"/>
-          </w:tcPr>
-          <w:p>
-            <w:r>
-              <w:t>Validación</w:t>
-            </w:r>
-          </w:p>
-        </w:tc>
-        <w:tc>
-          <w:tcPr>
-            <w:tcW w:type="dxa" w:w="4320"/>
-          </w:tcPr>
-          <w:p>
-            <w:r>
-              <w:t>Partición estratificada 80/20 para evitar data leakage.</w:t>
+              <w:t>CNN 1D en PyTorch.</w:t>
             </w:r>
           </w:p>
         </w:tc>
       </w:tr>
     </w:tbl>
-    <w:p>
-      <w:r>
-        <w:t>Se optó por el Algoritmo Evolutivo Diferencial (DE/rand/1/bin) debido a su capacidad superior para explorar espacios de búsqueda complejos y continuos, permitiendo que la red neuronal autogestione su arquitectura (filtros y kernels) de acuerdo con la topología de la superficie de error.</w:t>
-      </w:r>
-    </w:p>
     <w:p>
       <w:pPr>
         <w:pStyle w:val="Heading1"/>
@@ -253,161 +204,15 @@
     </w:p>
     <w:p>
       <w:r>
-        <w:t>Tras la ejecución del pipeline completo sobre el genoma de referencia, se obtuvieron los siguientes indicadores cuantitativos:</w:t>
+        <w:t>A continuación se presentan las visualizaciones del análisis específico (Puntos 1-6):</w:t>
       </w:r>
     </w:p>
-    <w:tbl>
-      <w:tblPr>
-        <w:tblStyle w:val="TableGrid"/>
-        <w:tblW w:type="auto" w:w="0"/>
-        <w:jc w:val="center"/>
-        <w:tblLook w:firstColumn="1" w:firstRow="1" w:lastColumn="0" w:lastRow="0" w:noHBand="0" w:noVBand="1" w:val="04A0"/>
-      </w:tblPr>
-      <w:tblGrid>
-        <w:gridCol w:w="4320"/>
-        <w:gridCol w:w="4320"/>
-      </w:tblGrid>
-      <w:tr>
-        <w:tc>
-          <w:tcPr>
-            <w:tcW w:type="dxa" w:w="4320"/>
-            <w:shd w:fill="1F4E79" w:val="clear"/>
-          </w:tcPr>
-          <w:p>
-            <w:r>
-              <w:t>Métrica</w:t>
-            </w:r>
-          </w:p>
-        </w:tc>
-        <w:tc>
-          <w:tcPr>
-            <w:tcW w:type="dxa" w:w="4320"/>
-            <w:shd w:fill="1F4E79" w:val="clear"/>
-          </w:tcPr>
-          <w:p>
-            <w:r>
-              <w:t>Valor Obtenido</w:t>
-            </w:r>
-          </w:p>
-        </w:tc>
-      </w:tr>
-      <w:tr>
-        <w:tc>
-          <w:tcPr>
-            <w:tcW w:type="dxa" w:w="4320"/>
-          </w:tcPr>
-          <w:p>
-            <w:r>
-              <w:t>Muestras Totales</w:t>
-            </w:r>
-          </w:p>
-        </w:tc>
-        <w:tc>
-          <w:tcPr>
-            <w:tcW w:type="dxa" w:w="4320"/>
-          </w:tcPr>
-          <w:p>
-            <w:r>
-              <w:t>Depende del límite de genes (ej. 13,142 en producción)</w:t>
-            </w:r>
-          </w:p>
-        </w:tc>
-      </w:tr>
-      <w:tr>
-        <w:tc>
-          <w:tcPr>
-            <w:tcW w:type="dxa" w:w="4320"/>
-          </w:tcPr>
-          <w:p>
-            <w:r>
-              <w:t>Balance de Clases</w:t>
-            </w:r>
-          </w:p>
-        </w:tc>
-        <w:tc>
-          <w:tcPr>
-            <w:tcW w:type="dxa" w:w="4320"/>
-          </w:tcPr>
-          <w:p>
-            <w:r>
-              <w:t>50% Real / 50% Señuelo</w:t>
-            </w:r>
-          </w:p>
-        </w:tc>
-      </w:tr>
-      <w:tr>
-        <w:tc>
-          <w:tcPr>
-            <w:tcW w:type="dxa" w:w="4320"/>
-          </w:tcPr>
-          <w:p>
-            <w:r>
-              <w:t>Contenido GC (Real)</w:t>
-            </w:r>
-          </w:p>
-        </w:tc>
-        <w:tc>
-          <w:tcPr>
-            <w:tcW w:type="dxa" w:w="4320"/>
-          </w:tcPr>
-          <w:p>
-            <w:r>
-              <w:t>~55-60%</w:t>
-            </w:r>
-          </w:p>
-        </w:tc>
-      </w:tr>
-      <w:tr>
-        <w:tc>
-          <w:tcPr>
-            <w:tcW w:type="dxa" w:w="4320"/>
-          </w:tcPr>
-          <w:p>
-            <w:r>
-              <w:t>Contenido GC (Señuelo)</w:t>
-            </w:r>
-          </w:p>
-        </w:tc>
-        <w:tc>
-          <w:tcPr>
-            <w:tcW w:type="dxa" w:w="4320"/>
-          </w:tcPr>
-          <w:p>
-            <w:r>
-              <w:t>~35-40%</w:t>
-            </w:r>
-          </w:p>
-        </w:tc>
-      </w:tr>
-      <w:tr>
-        <w:tc>
-          <w:tcPr>
-            <w:tcW w:type="dxa" w:w="4320"/>
-          </w:tcPr>
-          <w:p>
-            <w:r>
-              <w:t>Precisión Final (Val)</w:t>
-            </w:r>
-          </w:p>
-        </w:tc>
-        <w:tc>
-          <w:tcPr>
-            <w:tcW w:type="dxa" w:w="4320"/>
-          </w:tcPr>
-          <w:p>
-            <w:r>
-              <w:t>Rango de 95% a 97%</w:t>
-            </w:r>
-          </w:p>
-        </w:tc>
-      </w:tr>
-    </w:tbl>
     <w:p>
       <w:pPr>
         <w:pStyle w:val="Heading2"/>
       </w:pPr>
       <w:r>
-        <w:t>3.1 Visualizaciones del Análisis</w:t>
+        <w:t>Punto 1: Balance de clases.</w:t>
       </w:r>
     </w:p>
     <w:p>
@@ -455,7 +260,15 @@
           <w:i/>
           <w:sz w:val="18"/>
         </w:rPr>
-        <w:t>Distribución de clases.</w:t>
+        <w:t>Punto 1: Balance de clases.</w:t>
+      </w:r>
+    </w:p>
+    <w:p>
+      <w:pPr>
+        <w:pStyle w:val="Heading2"/>
+      </w:pPr>
+      <w:r>
+        <w:t>Punto 2: Distribución por cromosoma.</w:t>
       </w:r>
     </w:p>
     <w:p>
@@ -471,7 +284,7 @@
               <a:graphicData uri="http://schemas.openxmlformats.org/drawingml/2006/picture">
                 <pic:pic>
                   <pic:nvPicPr>
-                    <pic:cNvPr id="0" name="spec_04_gc_content_violin.png"/>
+                    <pic:cNvPr id="0" name="spec_02_dist_cromosomas.png"/>
                     <pic:cNvPicPr/>
                   </pic:nvPicPr>
                   <pic:blipFill>
@@ -503,12 +316,231 @@
           <w:i/>
           <w:sz w:val="18"/>
         </w:rPr>
-        <w:t>Contenido GC por tipo de sitio.</w:t>
+        <w:t>Punto 2: Distribución por cromosoma.</w:t>
+      </w:r>
+    </w:p>
+    <w:p>
+      <w:pPr>
+        <w:pStyle w:val="Heading2"/>
+      </w:pPr>
+      <w:r>
+        <w:t>Punto 3: Composición nucleotídica global.</w:t>
       </w:r>
     </w:p>
     <w:p>
       <w:r>
-        <w:t>[Advertencia: Imagen gen_05_composicion_posicional.png no encontrada]</w:t>
+        <w:drawing>
+          <wp:inline xmlns:a="http://schemas.openxmlformats.org/drawingml/2006/main" xmlns:pic="http://schemas.openxmlformats.org/drawingml/2006/picture">
+            <wp:extent cx="5029200" cy="5029200"/>
+            <wp:docPr id="3" name="Picture 3"/>
+            <wp:cNvGraphicFramePr>
+              <a:graphicFrameLocks noChangeAspect="1"/>
+            </wp:cNvGraphicFramePr>
+            <a:graphic>
+              <a:graphicData uri="http://schemas.openxmlformats.org/drawingml/2006/picture">
+                <pic:pic>
+                  <pic:nvPicPr>
+                    <pic:cNvPr id="0" name="spec_03_composicion_global.png"/>
+                    <pic:cNvPicPr/>
+                  </pic:nvPicPr>
+                  <pic:blipFill>
+                    <a:blip r:embed="rId11"/>
+                    <a:stretch>
+                      <a:fillRect/>
+                    </a:stretch>
+                  </pic:blipFill>
+                  <pic:spPr>
+                    <a:xfrm>
+                      <a:off x="0" y="0"/>
+                      <a:ext cx="5029200" cy="5029200"/>
+                    </a:xfrm>
+                    <a:prstGeom prst="rect"/>
+                  </pic:spPr>
+                </pic:pic>
+              </a:graphicData>
+            </a:graphic>
+          </wp:inline>
+        </w:drawing>
+      </w:r>
+    </w:p>
+    <w:p>
+      <w:pPr>
+        <w:jc w:val="center"/>
+      </w:pPr>
+      <w:r>
+        <w:rPr>
+          <w:i/>
+          <w:sz w:val="18"/>
+        </w:rPr>
+        <w:t>Punto 3: Composición nucleotídica global.</w:t>
+      </w:r>
+    </w:p>
+    <w:p>
+      <w:pPr>
+        <w:pStyle w:val="Heading2"/>
+      </w:pPr>
+      <w:r>
+        <w:t>Punto 4: Contenido GC por tipo de sitio.</w:t>
+      </w:r>
+    </w:p>
+    <w:p>
+      <w:r>
+        <w:drawing>
+          <wp:inline xmlns:a="http://schemas.openxmlformats.org/drawingml/2006/main" xmlns:pic="http://schemas.openxmlformats.org/drawingml/2006/picture">
+            <wp:extent cx="5029200" cy="2514600"/>
+            <wp:docPr id="4" name="Picture 4"/>
+            <wp:cNvGraphicFramePr>
+              <a:graphicFrameLocks noChangeAspect="1"/>
+            </wp:cNvGraphicFramePr>
+            <a:graphic>
+              <a:graphicData uri="http://schemas.openxmlformats.org/drawingml/2006/picture">
+                <pic:pic>
+                  <pic:nvPicPr>
+                    <pic:cNvPr id="0" name="spec_04_gc_content_violin.png"/>
+                    <pic:cNvPicPr/>
+                  </pic:nvPicPr>
+                  <pic:blipFill>
+                    <a:blip r:embed="rId12"/>
+                    <a:stretch>
+                      <a:fillRect/>
+                    </a:stretch>
+                  </pic:blipFill>
+                  <pic:spPr>
+                    <a:xfrm>
+                      <a:off x="0" y="0"/>
+                      <a:ext cx="5029200" cy="2514600"/>
+                    </a:xfrm>
+                    <a:prstGeom prst="rect"/>
+                  </pic:spPr>
+                </pic:pic>
+              </a:graphicData>
+            </a:graphic>
+          </wp:inline>
+        </w:drawing>
+      </w:r>
+    </w:p>
+    <w:p>
+      <w:pPr>
+        <w:jc w:val="center"/>
+      </w:pPr>
+      <w:r>
+        <w:rPr>
+          <w:i/>
+          <w:sz w:val="18"/>
+        </w:rPr>
+        <w:t>Punto 4: Contenido GC por tipo de sitio.</w:t>
+      </w:r>
+    </w:p>
+    <w:p>
+      <w:pPr>
+        <w:pStyle w:val="Heading2"/>
+      </w:pPr>
+      <w:r>
+        <w:t>Punto 5: Mapa de calor de correlación.</w:t>
+      </w:r>
+    </w:p>
+    <w:p>
+      <w:r>
+        <w:drawing>
+          <wp:inline xmlns:a="http://schemas.openxmlformats.org/drawingml/2006/main" xmlns:pic="http://schemas.openxmlformats.org/drawingml/2006/picture">
+            <wp:extent cx="5029200" cy="2514600"/>
+            <wp:docPr id="5" name="Picture 5"/>
+            <wp:cNvGraphicFramePr>
+              <a:graphicFrameLocks noChangeAspect="1"/>
+            </wp:cNvGraphicFramePr>
+            <a:graphic>
+              <a:graphicData uri="http://schemas.openxmlformats.org/drawingml/2006/picture">
+                <pic:pic>
+                  <pic:nvPicPr>
+                    <pic:cNvPr id="0" name="spec_05_correlacion_heatmap.png"/>
+                    <pic:cNvPicPr/>
+                  </pic:nvPicPr>
+                  <pic:blipFill>
+                    <a:blip r:embed="rId13"/>
+                    <a:stretch>
+                      <a:fillRect/>
+                    </a:stretch>
+                  </pic:blipFill>
+                  <pic:spPr>
+                    <a:xfrm>
+                      <a:off x="0" y="0"/>
+                      <a:ext cx="5029200" cy="2514600"/>
+                    </a:xfrm>
+                    <a:prstGeom prst="rect"/>
+                  </pic:spPr>
+                </pic:pic>
+              </a:graphicData>
+            </a:graphic>
+          </wp:inline>
+        </w:drawing>
+      </w:r>
+    </w:p>
+    <w:p>
+      <w:pPr>
+        <w:jc w:val="center"/>
+      </w:pPr>
+      <w:r>
+        <w:rPr>
+          <w:i/>
+          <w:sz w:val="18"/>
+        </w:rPr>
+        <w:t>Punto 5: Mapa de calor de correlación.</w:t>
+      </w:r>
+    </w:p>
+    <w:p>
+      <w:pPr>
+        <w:pStyle w:val="Heading2"/>
+      </w:pPr>
+      <w:r>
+        <w:t>Punto 6: Perfil de longitud de exones.</w:t>
+      </w:r>
+    </w:p>
+    <w:p>
+      <w:r>
+        <w:drawing>
+          <wp:inline xmlns:a="http://schemas.openxmlformats.org/drawingml/2006/main" xmlns:pic="http://schemas.openxmlformats.org/drawingml/2006/picture">
+            <wp:extent cx="5029200" cy="2514600"/>
+            <wp:docPr id="6" name="Picture 6"/>
+            <wp:cNvGraphicFramePr>
+              <a:graphicFrameLocks noChangeAspect="1"/>
+            </wp:cNvGraphicFramePr>
+            <a:graphic>
+              <a:graphicData uri="http://schemas.openxmlformats.org/drawingml/2006/picture">
+                <pic:pic>
+                  <pic:nvPicPr>
+                    <pic:cNvPr id="0" name="spec_06_longitud_exones.png"/>
+                    <pic:cNvPicPr/>
+                  </pic:nvPicPr>
+                  <pic:blipFill>
+                    <a:blip r:embed="rId14"/>
+                    <a:stretch>
+                      <a:fillRect/>
+                    </a:stretch>
+                  </pic:blipFill>
+                  <pic:spPr>
+                    <a:xfrm>
+                      <a:off x="0" y="0"/>
+                      <a:ext cx="5029200" cy="2514600"/>
+                    </a:xfrm>
+                    <a:prstGeom prst="rect"/>
+                  </pic:spPr>
+                </pic:pic>
+              </a:graphicData>
+            </a:graphic>
+          </wp:inline>
+        </w:drawing>
+      </w:r>
+    </w:p>
+    <w:p>
+      <w:pPr>
+        <w:jc w:val="center"/>
+      </w:pPr>
+      <w:r>
+        <w:rPr>
+          <w:i/>
+          <w:sz w:val="18"/>
+        </w:rPr>
+        <w:t>Punto 6: Perfil de longitud de exones.</w:t>
       </w:r>
     </w:p>
     <w:p>
@@ -521,12 +553,7 @@
     </w:p>
     <w:p>
       <w:r>
-        <w:t>Los resultados muestran que la arquitectura CNN 1D es altamente efectiva para discriminar sitios de splicing reales, alcanzando precisiones superiores al 95%. La interpretación de las curvas de contenido GC sugiere que el modelo no solo aprende el motivo GT central, sino que utiliza el sesgo composicional (mayor GC en exones) como una característica discriminatoria fuerte.</w:t>
-      </w:r>
-    </w:p>
-    <w:p>
-      <w:r>
-        <w:t>La optimización evolutiva demostró que configuraciones con kernels largos en las primeras capas son fundamentales para capturar el contexto genómico extendido. Como trabajo futuro, se recomienda la integración de sitios aceptores (3') y la implementación de mapas de importancia (Saliency Maps) para validar biológicamente los motivos aprendidos por los filtros convolucionales.</w:t>
+        <w:t>La alta precisión obtenida sugiere que el modelo captura eficazmente...</w:t>
       </w:r>
     </w:p>
     <w:sectPr>

--- a/Reporte_Final_CNN_Splicing.docx
+++ b/Reporte_Final_CNN_Splicing.docx
@@ -3,13 +3,197 @@
 <w:document xmlns:wpc="http://schemas.microsoft.com/office/word/2010/wordprocessingCanvas" xmlns:mo="http://schemas.microsoft.com/office/mac/office/2008/main" xmlns:mc="http://schemas.openxmlformats.org/markup-compatibility/2006" xmlns:mv="urn:schemas-microsoft-com:mac:vml" xmlns:o="urn:schemas-microsoft-com:office:office" xmlns:r="http://schemas.openxmlformats.org/officeDocument/2006/relationships" xmlns:m="http://schemas.openxmlformats.org/officeDocument/2006/math" xmlns:v="urn:schemas-microsoft-com:vml" xmlns:wp14="http://schemas.microsoft.com/office/word/2010/wordprocessingDrawing" xmlns:wp="http://schemas.openxmlformats.org/drawingml/2006/wordprocessingDrawing" xmlns:w10="urn:schemas-microsoft-com:office:word" xmlns:w="http://schemas.openxmlformats.org/wordprocessingml/2006/main" xmlns:w14="http://schemas.microsoft.com/office/word/2010/wordml" xmlns:wpg="http://schemas.microsoft.com/office/word/2010/wordprocessingGroup" xmlns:wpi="http://schemas.microsoft.com/office/word/2010/wordprocessingInk" xmlns:wne="http://schemas.microsoft.com/office/word/2006/wordml" xmlns:wps="http://schemas.microsoft.com/office/word/2010/wordprocessingShape" mc:Ignorable="w14 wp14">
   <w:body>
     <w:p>
+      <w:r>
+        <w:br/>
+        <w:br/>
+        <w:br/>
+      </w:r>
+    </w:p>
+    <w:p>
+      <w:pPr>
+        <w:jc w:val="center"/>
+      </w:pPr>
+      <w:r>
+        <w:rPr>
+          <w:b/>
+          <w:color w:val="1F4E79"/>
+          <w:sz w:val="52"/>
+        </w:rPr>
+        <w:t>REPORTE FINAL DE IMPLEMENTACIÓN</w:t>
+      </w:r>
+    </w:p>
+    <w:p>
+      <w:pPr>
+        <w:jc w:val="center"/>
+      </w:pPr>
+      <w:r>
+        <w:rPr>
+          <w:sz w:val="32"/>
+        </w:rPr>
+        <w:t>Identificación de Sitios de Splicing mediante</w:t>
+        <w:br/>
+        <w:t>Deep Learning y Evolución Diferencial</w:t>
+      </w:r>
+    </w:p>
+    <w:p>
+      <w:r>
+        <w:br/>
+        <w:br/>
+        <w:br/>
+        <w:br/>
+        <w:br/>
+      </w:r>
+    </w:p>
+    <w:p>
+      <w:pPr>
+        <w:jc w:val="center"/>
+      </w:pPr>
+      <w:r>
+        <w:t>César Alexander Martínez Pérez</w:t>
+        <w:br/>
+        <w:t>Guillermo Daniel Zaragoza Castro</w:t>
+        <w:br/>
+        <w:t>Mayo 2026</w:t>
+      </w:r>
+    </w:p>
+    <w:p>
+      <w:r>
+        <w:br w:type="page"/>
+      </w:r>
+    </w:p>
+    <w:p>
       <w:pPr>
         <w:pStyle w:val="Heading1"/>
       </w:pPr>
       <w:r>
-        <w:t>Reporte Final de Pipeline Genómico</w:t>
+        <w:t>1. Introducción</w:t>
       </w:r>
     </w:p>
+    <w:p>
+      <w:r>
+        <w:t>El splicing es un proceso fundamental en eucariotas...</w:t>
+      </w:r>
+    </w:p>
+    <w:p>
+      <w:r>
+        <w:t>La predicción automatizada mediante CNNs permite...</w:t>
+      </w:r>
+    </w:p>
+    <w:p>
+      <w:pPr>
+        <w:pStyle w:val="Heading1"/>
+      </w:pPr>
+      <w:r>
+        <w:t>2. Metodología</w:t>
+      </w:r>
+    </w:p>
+    <w:p>
+      <w:r>
+        <w:t>Se implementó un pipeline modular con las siguientes etapas:</w:t>
+      </w:r>
+    </w:p>
+    <w:tbl>
+      <w:tblPr>
+        <w:tblStyle w:val="TableGrid"/>
+        <w:tblW w:type="auto" w:w="0"/>
+        <w:jc w:val="center"/>
+        <w:tblLook w:firstColumn="1" w:firstRow="1" w:lastColumn="0" w:lastRow="0" w:noHBand="0" w:noVBand="1" w:val="04A0"/>
+      </w:tblPr>
+      <w:tblGrid>
+        <w:gridCol w:w="4320"/>
+        <w:gridCol w:w="4320"/>
+      </w:tblGrid>
+      <w:tr>
+        <w:tc>
+          <w:tcPr>
+            <w:tcW w:type="dxa" w:w="4320"/>
+            <w:shd w:fill="1F4E79" w:val="clear"/>
+          </w:tcPr>
+          <w:p>
+            <w:r>
+              <w:t>Módulo</w:t>
+            </w:r>
+          </w:p>
+        </w:tc>
+        <w:tc>
+          <w:tcPr>
+            <w:tcW w:type="dxa" w:w="4320"/>
+            <w:shd w:fill="1F4E79" w:val="clear"/>
+          </w:tcPr>
+          <w:p>
+            <w:r>
+              <w:t>Descripción</w:t>
+            </w:r>
+          </w:p>
+        </w:tc>
+      </w:tr>
+      <w:tr>
+        <w:tc>
+          <w:tcPr>
+            <w:tcW w:type="dxa" w:w="4320"/>
+          </w:tcPr>
+          <w:p>
+            <w:r>
+              <w:t>Preprocesamiento</w:t>
+            </w:r>
+          </w:p>
+        </w:tc>
+        <w:tc>
+          <w:tcPr>
+            <w:tcW w:type="dxa" w:w="4320"/>
+          </w:tcPr>
+          <w:p>
+            <w:r>
+              <w:t>Limpieza y extracción con pyfaidx.</w:t>
+            </w:r>
+          </w:p>
+        </w:tc>
+      </w:tr>
+      <w:tr>
+        <w:tc>
+          <w:tcPr>
+            <w:tcW w:type="dxa" w:w="4320"/>
+          </w:tcPr>
+          <w:p>
+            <w:r>
+              <w:t>Optimización</w:t>
+            </w:r>
+          </w:p>
+        </w:tc>
+        <w:tc>
+          <w:tcPr>
+            <w:tcW w:type="dxa" w:w="4320"/>
+          </w:tcPr>
+          <w:p>
+            <w:r>
+              <w:t>Algoritmo Evolutivo Diferencial.</w:t>
+            </w:r>
+          </w:p>
+        </w:tc>
+      </w:tr>
+      <w:tr>
+        <w:tc>
+          <w:tcPr>
+            <w:tcW w:type="dxa" w:w="4320"/>
+          </w:tcPr>
+          <w:p>
+            <w:r>
+              <w:t>Entrenamiento</w:t>
+            </w:r>
+          </w:p>
+        </w:tc>
+        <w:tc>
+          <w:tcPr>
+            <w:tcW w:type="dxa" w:w="4320"/>
+          </w:tcPr>
+          <w:p>
+            <w:r>
+              <w:t>CNN 1D en PyTorch.</w:t>
+            </w:r>
+          </w:p>
+        </w:tc>
+      </w:tr>
+    </w:tbl>
     <w:p>
       <w:pPr>
         <w:pStyle w:val="Heading1"/>
@@ -20,7 +204,7 @@
     </w:p>
     <w:p>
       <w:r>
-        <w:t>Visualizaciones del análisis detallado y desempeño del modelo:</w:t>
+        <w:t>A continuación se presentan las visualizaciones del análisis específico (Puntos 1-6):</w:t>
       </w:r>
     </w:p>
     <w:p>
@@ -28,14 +212,14 @@
         <w:pStyle w:val="Heading2"/>
       </w:pPr>
       <w:r>
-        <w:t>Composición de la anotación genómica.</w:t>
+        <w:t>Punto 1: Balance de clases.</w:t>
       </w:r>
     </w:p>
     <w:p>
       <w:r>
         <w:drawing>
           <wp:inline xmlns:a="http://schemas.openxmlformats.org/drawingml/2006/main" xmlns:pic="http://schemas.openxmlformats.org/drawingml/2006/picture">
-            <wp:extent cx="5029200" cy="2514600"/>
+            <wp:extent cx="5029200" cy="5029200"/>
             <wp:docPr id="1" name="Picture 1"/>
             <wp:cNvGraphicFramePr>
               <a:graphicFrameLocks noChangeAspect="1"/>
@@ -44,11 +228,67 @@
               <a:graphicData uri="http://schemas.openxmlformats.org/drawingml/2006/picture">
                 <pic:pic>
                   <pic:nvPicPr>
-                    <pic:cNvPr id="0" name="gen_01_composicion_features.png"/>
+                    <pic:cNvPr id="0" name="spec_01_balance_clases.png"/>
                     <pic:cNvPicPr/>
                   </pic:nvPicPr>
                   <pic:blipFill>
                     <a:blip r:embed="rId9"/>
+                    <a:stretch>
+                      <a:fillRect/>
+                    </a:stretch>
+                  </pic:blipFill>
+                  <pic:spPr>
+                    <a:xfrm>
+                      <a:off x="0" y="0"/>
+                      <a:ext cx="5029200" cy="5029200"/>
+                    </a:xfrm>
+                    <a:prstGeom prst="rect"/>
+                  </pic:spPr>
+                </pic:pic>
+              </a:graphicData>
+            </a:graphic>
+          </wp:inline>
+        </w:drawing>
+      </w:r>
+    </w:p>
+    <w:p>
+      <w:pPr>
+        <w:jc w:val="center"/>
+      </w:pPr>
+      <w:r>
+        <w:rPr>
+          <w:i/>
+          <w:sz w:val="18"/>
+        </w:rPr>
+        <w:t>Punto 1: Balance de clases.</w:t>
+      </w:r>
+    </w:p>
+    <w:p>
+      <w:pPr>
+        <w:pStyle w:val="Heading2"/>
+      </w:pPr>
+      <w:r>
+        <w:t>Punto 2: Distribución por cromosoma.</w:t>
+      </w:r>
+    </w:p>
+    <w:p>
+      <w:r>
+        <w:drawing>
+          <wp:inline xmlns:a="http://schemas.openxmlformats.org/drawingml/2006/main" xmlns:pic="http://schemas.openxmlformats.org/drawingml/2006/picture">
+            <wp:extent cx="5029200" cy="2514600"/>
+            <wp:docPr id="2" name="Picture 2"/>
+            <wp:cNvGraphicFramePr>
+              <a:graphicFrameLocks noChangeAspect="1"/>
+            </wp:cNvGraphicFramePr>
+            <a:graphic>
+              <a:graphicData uri="http://schemas.openxmlformats.org/drawingml/2006/picture">
+                <pic:pic>
+                  <pic:nvPicPr>
+                    <pic:cNvPr id="0" name="spec_02_dist_cromosomas.png"/>
+                    <pic:cNvPicPr/>
+                  </pic:nvPicPr>
+                  <pic:blipFill>
+                    <a:blip r:embed="rId10"/>
                     <a:stretch>
                       <a:fillRect/>
                     </a:stretch>
@@ -76,7 +316,7 @@
           <w:i/>
           <w:sz w:val="18"/>
         </w:rPr>
-        <w:t>Composición de la anotación genómica.</w:t>
+        <w:t>Punto 2: Distribución por cromosoma.</w:t>
       </w:r>
     </w:p>
     <w:p>
@@ -84,7 +324,7 @@
         <w:pStyle w:val="Heading2"/>
       </w:pPr>
       <w:r>
-        <w:t>Balance de clases (Real vs Señuelo).</w:t>
+        <w:t>Punto 3: Composición nucleotídica global.</w:t>
       </w:r>
     </w:p>
     <w:p>
@@ -92,7 +332,7 @@
         <w:drawing>
           <wp:inline xmlns:a="http://schemas.openxmlformats.org/drawingml/2006/main" xmlns:pic="http://schemas.openxmlformats.org/drawingml/2006/picture">
             <wp:extent cx="5029200" cy="5029200"/>
-            <wp:docPr id="2" name="Picture 2"/>
+            <wp:docPr id="3" name="Picture 3"/>
             <wp:cNvGraphicFramePr>
               <a:graphicFrameLocks noChangeAspect="1"/>
             </wp:cNvGraphicFramePr>
@@ -100,11 +340,11 @@
               <a:graphicData uri="http://schemas.openxmlformats.org/drawingml/2006/picture">
                 <pic:pic>
                   <pic:nvPicPr>
-                    <pic:cNvPr id="0" name="spec_01_balance_clases.png"/>
+                    <pic:cNvPr id="0" name="spec_03_composicion_global.png"/>
                     <pic:cNvPicPr/>
                   </pic:nvPicPr>
                   <pic:blipFill>
-                    <a:blip r:embed="rId10"/>
+                    <a:blip r:embed="rId11"/>
                     <a:stretch>
                       <a:fillRect/>
                     </a:stretch>
@@ -132,7 +372,7 @@
           <w:i/>
           <w:sz w:val="18"/>
         </w:rPr>
-        <w:t>Balance de clases (Real vs Señuelo).</w:t>
+        <w:t>Punto 3: Composición nucleotídica global.</w:t>
       </w:r>
     </w:p>
     <w:p>
@@ -140,7 +380,7 @@
         <w:pStyle w:val="Heading2"/>
       </w:pPr>
       <w:r>
-        <w:t>Distribución de Contenido GC.</w:t>
+        <w:t>Punto 4: Contenido GC por tipo de sitio.</w:t>
       </w:r>
     </w:p>
     <w:p>
@@ -148,7 +388,7 @@
         <w:drawing>
           <wp:inline xmlns:a="http://schemas.openxmlformats.org/drawingml/2006/main" xmlns:pic="http://schemas.openxmlformats.org/drawingml/2006/picture">
             <wp:extent cx="5029200" cy="2514600"/>
-            <wp:docPr id="3" name="Picture 3"/>
+            <wp:docPr id="4" name="Picture 4"/>
             <wp:cNvGraphicFramePr>
               <a:graphicFrameLocks noChangeAspect="1"/>
             </wp:cNvGraphicFramePr>
@@ -160,7 +400,7 @@
                     <pic:cNvPicPr/>
                   </pic:nvPicPr>
                   <pic:blipFill>
-                    <a:blip r:embed="rId11"/>
+                    <a:blip r:embed="rId12"/>
                     <a:stretch>
                       <a:fillRect/>
                     </a:stretch>
@@ -188,7 +428,7 @@
           <w:i/>
           <w:sz w:val="18"/>
         </w:rPr>
-        <w:t>Distribución de Contenido GC.</w:t>
+        <w:t>Punto 4: Contenido GC por tipo de sitio.</w:t>
       </w:r>
     </w:p>
     <w:p>
@@ -196,15 +436,15 @@
         <w:pStyle w:val="Heading2"/>
       </w:pPr>
       <w:r>
-        <w:t>Curvas de Aprendizaje (Loss, Acc, F1).</w:t>
+        <w:t>Punto 5: Mapa de calor de correlación.</w:t>
       </w:r>
     </w:p>
     <w:p>
       <w:r>
         <w:drawing>
           <wp:inline xmlns:a="http://schemas.openxmlformats.org/drawingml/2006/main" xmlns:pic="http://schemas.openxmlformats.org/drawingml/2006/picture">
-            <wp:extent cx="5029200" cy="2155371"/>
-            <wp:docPr id="4" name="Picture 4"/>
+            <wp:extent cx="5029200" cy="2514600"/>
+            <wp:docPr id="5" name="Picture 5"/>
             <wp:cNvGraphicFramePr>
               <a:graphicFrameLocks noChangeAspect="1"/>
             </wp:cNvGraphicFramePr>
@@ -212,11 +452,11 @@
               <a:graphicData uri="http://schemas.openxmlformats.org/drawingml/2006/picture">
                 <pic:pic>
                   <pic:nvPicPr>
-                    <pic:cNvPr id="0" name="entrenamiento_curvas_desempeño.png"/>
+                    <pic:cNvPr id="0" name="spec_05_correlacion_heatmap.png"/>
                     <pic:cNvPicPr/>
                   </pic:nvPicPr>
                   <pic:blipFill>
-                    <a:blip r:embed="rId12"/>
+                    <a:blip r:embed="rId13"/>
                     <a:stretch>
                       <a:fillRect/>
                     </a:stretch>
@@ -224,7 +464,7 @@
                   <pic:spPr>
                     <a:xfrm>
                       <a:off x="0" y="0"/>
-                      <a:ext cx="5029200" cy="2155371"/>
+                      <a:ext cx="5029200" cy="2514600"/>
                     </a:xfrm>
                     <a:prstGeom prst="rect"/>
                   </pic:spPr>
@@ -244,7 +484,7 @@
           <w:i/>
           <w:sz w:val="18"/>
         </w:rPr>
-        <w:t>Curvas de Aprendizaje (Loss, Acc, F1).</w:t>
+        <w:t>Punto 5: Mapa de calor de correlación.</w:t>
       </w:r>
     </w:p>
     <w:p>
@@ -252,15 +492,15 @@
         <w:pStyle w:val="Heading2"/>
       </w:pPr>
       <w:r>
-        <w:t>Curva ROC y AUC final.</w:t>
+        <w:t>Punto 6: Perfil de longitud de exones.</w:t>
       </w:r>
     </w:p>
     <w:p>
       <w:r>
         <w:drawing>
           <wp:inline xmlns:a="http://schemas.openxmlformats.org/drawingml/2006/main" xmlns:pic="http://schemas.openxmlformats.org/drawingml/2006/picture">
-            <wp:extent cx="5029200" cy="5029200"/>
-            <wp:docPr id="5" name="Picture 5"/>
+            <wp:extent cx="5029200" cy="2514600"/>
+            <wp:docPr id="6" name="Picture 6"/>
             <wp:cNvGraphicFramePr>
               <a:graphicFrameLocks noChangeAspect="1"/>
             </wp:cNvGraphicFramePr>
@@ -268,11 +508,11 @@
               <a:graphicData uri="http://schemas.openxmlformats.org/drawingml/2006/picture">
                 <pic:pic>
                   <pic:nvPicPr>
-                    <pic:cNvPr id="0" name="evaluacion_final_roc.png"/>
+                    <pic:cNvPr id="0" name="spec_06_longitud_exones.png"/>
                     <pic:cNvPicPr/>
                   </pic:nvPicPr>
                   <pic:blipFill>
-                    <a:blip r:embed="rId13"/>
+                    <a:blip r:embed="rId14"/>
                     <a:stretch>
                       <a:fillRect/>
                     </a:stretch>
@@ -280,7 +520,7 @@
                   <pic:spPr>
                     <a:xfrm>
                       <a:off x="0" y="0"/>
-                      <a:ext cx="5029200" cy="5029200"/>
+                      <a:ext cx="5029200" cy="2514600"/>
                     </a:xfrm>
                     <a:prstGeom prst="rect"/>
                   </pic:spPr>
@@ -300,7 +540,20 @@
           <w:i/>
           <w:sz w:val="18"/>
         </w:rPr>
-        <w:t>Curva ROC y AUC final.</w:t>
+        <w:t>Punto 6: Perfil de longitud de exones.</w:t>
+      </w:r>
+    </w:p>
+    <w:p>
+      <w:pPr>
+        <w:pStyle w:val="Heading1"/>
+      </w:pPr>
+      <w:r>
+        <w:t>4. Conclusiones e Interpretación</w:t>
+      </w:r>
+    </w:p>
+    <w:p>
+      <w:r>
+        <w:t>La alta precisión obtenida sugiere que el modelo captura eficazmente...</w:t>
       </w:r>
     </w:p>
     <w:sectPr>

--- a/Reporte_Final_CNN_Splicing.docx
+++ b/Reporte_Final_CNN_Splicing.docx
@@ -3,197 +3,13 @@
 <w:document xmlns:wpc="http://schemas.microsoft.com/office/word/2010/wordprocessingCanvas" xmlns:mo="http://schemas.microsoft.com/office/mac/office/2008/main" xmlns:mc="http://schemas.openxmlformats.org/markup-compatibility/2006" xmlns:mv="urn:schemas-microsoft-com:mac:vml" xmlns:o="urn:schemas-microsoft-com:office:office" xmlns:r="http://schemas.openxmlformats.org/officeDocument/2006/relationships" xmlns:m="http://schemas.openxmlformats.org/officeDocument/2006/math" xmlns:v="urn:schemas-microsoft-com:vml" xmlns:wp14="http://schemas.microsoft.com/office/word/2010/wordprocessingDrawing" xmlns:wp="http://schemas.openxmlformats.org/drawingml/2006/wordprocessingDrawing" xmlns:w10="urn:schemas-microsoft-com:office:word" xmlns:w="http://schemas.openxmlformats.org/wordprocessingml/2006/main" xmlns:w14="http://schemas.microsoft.com/office/word/2010/wordml" xmlns:wpg="http://schemas.microsoft.com/office/word/2010/wordprocessingGroup" xmlns:wpi="http://schemas.microsoft.com/office/word/2010/wordprocessingInk" xmlns:wne="http://schemas.microsoft.com/office/word/2006/wordml" xmlns:wps="http://schemas.microsoft.com/office/word/2010/wordprocessingShape" mc:Ignorable="w14 wp14">
   <w:body>
     <w:p>
-      <w:r>
-        <w:br/>
-        <w:br/>
-        <w:br/>
-      </w:r>
-    </w:p>
-    <w:p>
-      <w:pPr>
-        <w:jc w:val="center"/>
-      </w:pPr>
-      <w:r>
-        <w:rPr>
-          <w:b/>
-          <w:color w:val="1F4E79"/>
-          <w:sz w:val="52"/>
-        </w:rPr>
-        <w:t>REPORTE FINAL DE IMPLEMENTACIÓN</w:t>
-      </w:r>
-    </w:p>
-    <w:p>
-      <w:pPr>
-        <w:jc w:val="center"/>
-      </w:pPr>
-      <w:r>
-        <w:rPr>
-          <w:sz w:val="32"/>
-        </w:rPr>
-        <w:t>Identificación de Sitios de Splicing mediante</w:t>
-        <w:br/>
-        <w:t>Deep Learning y Evolución Diferencial</w:t>
-      </w:r>
-    </w:p>
-    <w:p>
-      <w:r>
-        <w:br/>
-        <w:br/>
-        <w:br/>
-        <w:br/>
-        <w:br/>
-      </w:r>
-    </w:p>
-    <w:p>
-      <w:pPr>
-        <w:jc w:val="center"/>
-      </w:pPr>
-      <w:r>
-        <w:t>César Alexander Martínez Pérez</w:t>
-        <w:br/>
-        <w:t>Guillermo Daniel Zaragoza Castro</w:t>
-        <w:br/>
-        <w:t>Mayo 2026</w:t>
-      </w:r>
-    </w:p>
-    <w:p>
-      <w:r>
-        <w:br w:type="page"/>
-      </w:r>
-    </w:p>
-    <w:p>
       <w:pPr>
         <w:pStyle w:val="Heading1"/>
       </w:pPr>
       <w:r>
-        <w:t>1. Introducción</w:t>
+        <w:t>Reporte Final de Pipeline Genómico</w:t>
       </w:r>
     </w:p>
-    <w:p>
-      <w:r>
-        <w:t>El splicing es un proceso fundamental en eucariotas...</w:t>
-      </w:r>
-    </w:p>
-    <w:p>
-      <w:r>
-        <w:t>La predicción automatizada mediante CNNs permite...</w:t>
-      </w:r>
-    </w:p>
-    <w:p>
-      <w:pPr>
-        <w:pStyle w:val="Heading1"/>
-      </w:pPr>
-      <w:r>
-        <w:t>2. Metodología</w:t>
-      </w:r>
-    </w:p>
-    <w:p>
-      <w:r>
-        <w:t>Se implementó un pipeline modular con las siguientes etapas:</w:t>
-      </w:r>
-    </w:p>
-    <w:tbl>
-      <w:tblPr>
-        <w:tblStyle w:val="TableGrid"/>
-        <w:tblW w:type="auto" w:w="0"/>
-        <w:jc w:val="center"/>
-        <w:tblLook w:firstColumn="1" w:firstRow="1" w:lastColumn="0" w:lastRow="0" w:noHBand="0" w:noVBand="1" w:val="04A0"/>
-      </w:tblPr>
-      <w:tblGrid>
-        <w:gridCol w:w="4320"/>
-        <w:gridCol w:w="4320"/>
-      </w:tblGrid>
-      <w:tr>
-        <w:tc>
-          <w:tcPr>
-            <w:tcW w:type="dxa" w:w="4320"/>
-            <w:shd w:fill="1F4E79" w:val="clear"/>
-          </w:tcPr>
-          <w:p>
-            <w:r>
-              <w:t>Módulo</w:t>
-            </w:r>
-          </w:p>
-        </w:tc>
-        <w:tc>
-          <w:tcPr>
-            <w:tcW w:type="dxa" w:w="4320"/>
-            <w:shd w:fill="1F4E79" w:val="clear"/>
-          </w:tcPr>
-          <w:p>
-            <w:r>
-              <w:t>Descripción</w:t>
-            </w:r>
-          </w:p>
-        </w:tc>
-      </w:tr>
-      <w:tr>
-        <w:tc>
-          <w:tcPr>
-            <w:tcW w:type="dxa" w:w="4320"/>
-          </w:tcPr>
-          <w:p>
-            <w:r>
-              <w:t>Preprocesamiento</w:t>
-            </w:r>
-          </w:p>
-        </w:tc>
-        <w:tc>
-          <w:tcPr>
-            <w:tcW w:type="dxa" w:w="4320"/>
-          </w:tcPr>
-          <w:p>
-            <w:r>
-              <w:t>Limpieza y extracción con pyfaidx.</w:t>
-            </w:r>
-          </w:p>
-        </w:tc>
-      </w:tr>
-      <w:tr>
-        <w:tc>
-          <w:tcPr>
-            <w:tcW w:type="dxa" w:w="4320"/>
-          </w:tcPr>
-          <w:p>
-            <w:r>
-              <w:t>Optimización</w:t>
-            </w:r>
-          </w:p>
-        </w:tc>
-        <w:tc>
-          <w:tcPr>
-            <w:tcW w:type="dxa" w:w="4320"/>
-          </w:tcPr>
-          <w:p>
-            <w:r>
-              <w:t>Algoritmo Evolutivo Diferencial.</w:t>
-            </w:r>
-          </w:p>
-        </w:tc>
-      </w:tr>
-      <w:tr>
-        <w:tc>
-          <w:tcPr>
-            <w:tcW w:type="dxa" w:w="4320"/>
-          </w:tcPr>
-          <w:p>
-            <w:r>
-              <w:t>Entrenamiento</w:t>
-            </w:r>
-          </w:p>
-        </w:tc>
-        <w:tc>
-          <w:tcPr>
-            <w:tcW w:type="dxa" w:w="4320"/>
-          </w:tcPr>
-          <w:p>
-            <w:r>
-              <w:t>CNN 1D en PyTorch.</w:t>
-            </w:r>
-          </w:p>
-        </w:tc>
-      </w:tr>
-    </w:tbl>
     <w:p>
       <w:pPr>
         <w:pStyle w:val="Heading1"/>
@@ -204,7 +20,7 @@
     </w:p>
     <w:p>
       <w:r>
-        <w:t>A continuación se presentan las visualizaciones del análisis específico (Puntos 1-6):</w:t>
+        <w:t>Visualizaciones detalladas del análisis genómico y desempeño del modelo:</w:t>
       </w:r>
     </w:p>
     <w:p>
@@ -212,14 +28,14 @@
         <w:pStyle w:val="Heading2"/>
       </w:pPr>
       <w:r>
-        <w:t>Punto 1: Balance de clases.</w:t>
+        <w:t>Composición global de la anotación genómica.</w:t>
       </w:r>
     </w:p>
     <w:p>
       <w:r>
         <w:drawing>
           <wp:inline xmlns:a="http://schemas.openxmlformats.org/drawingml/2006/main" xmlns:pic="http://schemas.openxmlformats.org/drawingml/2006/picture">
-            <wp:extent cx="5029200" cy="5029200"/>
+            <wp:extent cx="5029200" cy="2514600"/>
             <wp:docPr id="1" name="Picture 1"/>
             <wp:cNvGraphicFramePr>
               <a:graphicFrameLocks noChangeAspect="1"/>
@@ -228,11 +44,235 @@
               <a:graphicData uri="http://schemas.openxmlformats.org/drawingml/2006/picture">
                 <pic:pic>
                   <pic:nvPicPr>
-                    <pic:cNvPr id="0" name="spec_01_balance_clases.png"/>
+                    <pic:cNvPr id="0" name="gen_01_resumen_anotacion.png"/>
                     <pic:cNvPicPr/>
                   </pic:nvPicPr>
                   <pic:blipFill>
                     <a:blip r:embed="rId9"/>
+                    <a:stretch>
+                      <a:fillRect/>
+                    </a:stretch>
+                  </pic:blipFill>
+                  <pic:spPr>
+                    <a:xfrm>
+                      <a:off x="0" y="0"/>
+                      <a:ext cx="5029200" cy="2514600"/>
+                    </a:xfrm>
+                    <a:prstGeom prst="rect"/>
+                  </pic:spPr>
+                </pic:pic>
+              </a:graphicData>
+            </a:graphic>
+          </wp:inline>
+        </w:drawing>
+      </w:r>
+    </w:p>
+    <w:p>
+      <w:pPr>
+        <w:jc w:val="center"/>
+      </w:pPr>
+      <w:r>
+        <w:rPr>
+          <w:i/>
+          <w:sz w:val="18"/>
+        </w:rPr>
+        <w:t>Composición global de la anotación genómica.</w:t>
+      </w:r>
+    </w:p>
+    <w:p>
+      <w:pPr>
+        <w:pStyle w:val="Heading2"/>
+      </w:pPr>
+      <w:r>
+        <w:t>Balance de clases y tipos de sitio.</w:t>
+      </w:r>
+    </w:p>
+    <w:p>
+      <w:r>
+        <w:drawing>
+          <wp:inline xmlns:a="http://schemas.openxmlformats.org/drawingml/2006/main" xmlns:pic="http://schemas.openxmlformats.org/drawingml/2006/picture">
+            <wp:extent cx="5029200" cy="2155371"/>
+            <wp:docPr id="2" name="Picture 2"/>
+            <wp:cNvGraphicFramePr>
+              <a:graphicFrameLocks noChangeAspect="1"/>
+            </wp:cNvGraphicFramePr>
+            <a:graphic>
+              <a:graphicData uri="http://schemas.openxmlformats.org/drawingml/2006/picture">
+                <pic:pic>
+                  <pic:nvPicPr>
+                    <pic:cNvPr id="0" name="spec_01_balance_clases_splicing.png"/>
+                    <pic:cNvPicPr/>
+                  </pic:nvPicPr>
+                  <pic:blipFill>
+                    <a:blip r:embed="rId10"/>
+                    <a:stretch>
+                      <a:fillRect/>
+                    </a:stretch>
+                  </pic:blipFill>
+                  <pic:spPr>
+                    <a:xfrm>
+                      <a:off x="0" y="0"/>
+                      <a:ext cx="5029200" cy="2155371"/>
+                    </a:xfrm>
+                    <a:prstGeom prst="rect"/>
+                  </pic:spPr>
+                </pic:pic>
+              </a:graphicData>
+            </a:graphic>
+          </wp:inline>
+        </w:drawing>
+      </w:r>
+    </w:p>
+    <w:p>
+      <w:pPr>
+        <w:jc w:val="center"/>
+      </w:pPr>
+      <w:r>
+        <w:rPr>
+          <w:i/>
+          <w:sz w:val="18"/>
+        </w:rPr>
+        <w:t>Balance de clases y tipos de sitio.</w:t>
+      </w:r>
+    </w:p>
+    <w:p>
+      <w:pPr>
+        <w:pStyle w:val="Heading2"/>
+      </w:pPr>
+      <w:r>
+        <w:t>Comparativa de Contenido GC (Donantes vs Aceptores).</w:t>
+      </w:r>
+    </w:p>
+    <w:p>
+      <w:r>
+        <w:drawing>
+          <wp:inline xmlns:a="http://schemas.openxmlformats.org/drawingml/2006/main" xmlns:pic="http://schemas.openxmlformats.org/drawingml/2006/picture">
+            <wp:extent cx="5029200" cy="2011680"/>
+            <wp:docPr id="3" name="Picture 3"/>
+            <wp:cNvGraphicFramePr>
+              <a:graphicFrameLocks noChangeAspect="1"/>
+            </wp:cNvGraphicFramePr>
+            <a:graphic>
+              <a:graphicData uri="http://schemas.openxmlformats.org/drawingml/2006/picture">
+                <pic:pic>
+                  <pic:nvPicPr>
+                    <pic:cNvPr id="0" name="spec_04_contenido_gc_por_tipo.png"/>
+                    <pic:cNvPicPr/>
+                  </pic:nvPicPr>
+                  <pic:blipFill>
+                    <a:blip r:embed="rId11"/>
+                    <a:stretch>
+                      <a:fillRect/>
+                    </a:stretch>
+                  </pic:blipFill>
+                  <pic:spPr>
+                    <a:xfrm>
+                      <a:off x="0" y="0"/>
+                      <a:ext cx="5029200" cy="2011680"/>
+                    </a:xfrm>
+                    <a:prstGeom prst="rect"/>
+                  </pic:spPr>
+                </pic:pic>
+              </a:graphicData>
+            </a:graphic>
+          </wp:inline>
+        </w:drawing>
+      </w:r>
+    </w:p>
+    <w:p>
+      <w:pPr>
+        <w:jc w:val="center"/>
+      </w:pPr>
+      <w:r>
+        <w:rPr>
+          <w:i/>
+          <w:sz w:val="18"/>
+        </w:rPr>
+        <w:t>Comparativa de Contenido GC (Donantes vs Aceptores).</w:t>
+      </w:r>
+    </w:p>
+    <w:p>
+      <w:pPr>
+        <w:pStyle w:val="Heading2"/>
+      </w:pPr>
+      <w:r>
+        <w:t>Curvas de aprendizaje (Loss, Accuracy, F1).</w:t>
+      </w:r>
+    </w:p>
+    <w:p>
+      <w:r>
+        <w:drawing>
+          <wp:inline xmlns:a="http://schemas.openxmlformats.org/drawingml/2006/main" xmlns:pic="http://schemas.openxmlformats.org/drawingml/2006/picture">
+            <wp:extent cx="5029200" cy="2155371"/>
+            <wp:docPr id="4" name="Picture 4"/>
+            <wp:cNvGraphicFramePr>
+              <a:graphicFrameLocks noChangeAspect="1"/>
+            </wp:cNvGraphicFramePr>
+            <a:graphic>
+              <a:graphicData uri="http://schemas.openxmlformats.org/drawingml/2006/picture">
+                <pic:pic>
+                  <pic:nvPicPr>
+                    <pic:cNvPr id="0" name="entrenamiento_curvas_desempeño.png"/>
+                    <pic:cNvPicPr/>
+                  </pic:nvPicPr>
+                  <pic:blipFill>
+                    <a:blip r:embed="rId12"/>
+                    <a:stretch>
+                      <a:fillRect/>
+                    </a:stretch>
+                  </pic:blipFill>
+                  <pic:spPr>
+                    <a:xfrm>
+                      <a:off x="0" y="0"/>
+                      <a:ext cx="5029200" cy="2155371"/>
+                    </a:xfrm>
+                    <a:prstGeom prst="rect"/>
+                  </pic:spPr>
+                </pic:pic>
+              </a:graphicData>
+            </a:graphic>
+          </wp:inline>
+        </w:drawing>
+      </w:r>
+    </w:p>
+    <w:p>
+      <w:pPr>
+        <w:jc w:val="center"/>
+      </w:pPr>
+      <w:r>
+        <w:rPr>
+          <w:i/>
+          <w:sz w:val="18"/>
+        </w:rPr>
+        <w:t>Curvas de aprendizaje (Loss, Accuracy, F1).</w:t>
+      </w:r>
+    </w:p>
+    <w:p>
+      <w:pPr>
+        <w:pStyle w:val="Heading2"/>
+      </w:pPr>
+      <w:r>
+        <w:t>Curva ROC y AUC final.</w:t>
+      </w:r>
+    </w:p>
+    <w:p>
+      <w:r>
+        <w:drawing>
+          <wp:inline xmlns:a="http://schemas.openxmlformats.org/drawingml/2006/main" xmlns:pic="http://schemas.openxmlformats.org/drawingml/2006/picture">
+            <wp:extent cx="5029200" cy="5029200"/>
+            <wp:docPr id="5" name="Picture 5"/>
+            <wp:cNvGraphicFramePr>
+              <a:graphicFrameLocks noChangeAspect="1"/>
+            </wp:cNvGraphicFramePr>
+            <a:graphic>
+              <a:graphicData uri="http://schemas.openxmlformats.org/drawingml/2006/picture">
+                <pic:pic>
+                  <pic:nvPicPr>
+                    <pic:cNvPr id="0" name="evaluacion_final_roc.png"/>
+                    <pic:cNvPicPr/>
+                  </pic:nvPicPr>
+                  <pic:blipFill>
+                    <a:blip r:embed="rId13"/>
                     <a:stretch>
                       <a:fillRect/>
                     </a:stretch>
@@ -260,300 +300,7 @@
           <w:i/>
           <w:sz w:val="18"/>
         </w:rPr>
-        <w:t>Punto 1: Balance de clases.</w:t>
-      </w:r>
-    </w:p>
-    <w:p>
-      <w:pPr>
-        <w:pStyle w:val="Heading2"/>
-      </w:pPr>
-      <w:r>
-        <w:t>Punto 2: Distribución por cromosoma.</w:t>
-      </w:r>
-    </w:p>
-    <w:p>
-      <w:r>
-        <w:drawing>
-          <wp:inline xmlns:a="http://schemas.openxmlformats.org/drawingml/2006/main" xmlns:pic="http://schemas.openxmlformats.org/drawingml/2006/picture">
-            <wp:extent cx="5029200" cy="2514600"/>
-            <wp:docPr id="2" name="Picture 2"/>
-            <wp:cNvGraphicFramePr>
-              <a:graphicFrameLocks noChangeAspect="1"/>
-            </wp:cNvGraphicFramePr>
-            <a:graphic>
-              <a:graphicData uri="http://schemas.openxmlformats.org/drawingml/2006/picture">
-                <pic:pic>
-                  <pic:nvPicPr>
-                    <pic:cNvPr id="0" name="spec_02_dist_cromosomas.png"/>
-                    <pic:cNvPicPr/>
-                  </pic:nvPicPr>
-                  <pic:blipFill>
-                    <a:blip r:embed="rId10"/>
-                    <a:stretch>
-                      <a:fillRect/>
-                    </a:stretch>
-                  </pic:blipFill>
-                  <pic:spPr>
-                    <a:xfrm>
-                      <a:off x="0" y="0"/>
-                      <a:ext cx="5029200" cy="2514600"/>
-                    </a:xfrm>
-                    <a:prstGeom prst="rect"/>
-                  </pic:spPr>
-                </pic:pic>
-              </a:graphicData>
-            </a:graphic>
-          </wp:inline>
-        </w:drawing>
-      </w:r>
-    </w:p>
-    <w:p>
-      <w:pPr>
-        <w:jc w:val="center"/>
-      </w:pPr>
-      <w:r>
-        <w:rPr>
-          <w:i/>
-          <w:sz w:val="18"/>
-        </w:rPr>
-        <w:t>Punto 2: Distribución por cromosoma.</w:t>
-      </w:r>
-    </w:p>
-    <w:p>
-      <w:pPr>
-        <w:pStyle w:val="Heading2"/>
-      </w:pPr>
-      <w:r>
-        <w:t>Punto 3: Composición nucleotídica global.</w:t>
-      </w:r>
-    </w:p>
-    <w:p>
-      <w:r>
-        <w:drawing>
-          <wp:inline xmlns:a="http://schemas.openxmlformats.org/drawingml/2006/main" xmlns:pic="http://schemas.openxmlformats.org/drawingml/2006/picture">
-            <wp:extent cx="5029200" cy="5029200"/>
-            <wp:docPr id="3" name="Picture 3"/>
-            <wp:cNvGraphicFramePr>
-              <a:graphicFrameLocks noChangeAspect="1"/>
-            </wp:cNvGraphicFramePr>
-            <a:graphic>
-              <a:graphicData uri="http://schemas.openxmlformats.org/drawingml/2006/picture">
-                <pic:pic>
-                  <pic:nvPicPr>
-                    <pic:cNvPr id="0" name="spec_03_composicion_global.png"/>
-                    <pic:cNvPicPr/>
-                  </pic:nvPicPr>
-                  <pic:blipFill>
-                    <a:blip r:embed="rId11"/>
-                    <a:stretch>
-                      <a:fillRect/>
-                    </a:stretch>
-                  </pic:blipFill>
-                  <pic:spPr>
-                    <a:xfrm>
-                      <a:off x="0" y="0"/>
-                      <a:ext cx="5029200" cy="5029200"/>
-                    </a:xfrm>
-                    <a:prstGeom prst="rect"/>
-                  </pic:spPr>
-                </pic:pic>
-              </a:graphicData>
-            </a:graphic>
-          </wp:inline>
-        </w:drawing>
-      </w:r>
-    </w:p>
-    <w:p>
-      <w:pPr>
-        <w:jc w:val="center"/>
-      </w:pPr>
-      <w:r>
-        <w:rPr>
-          <w:i/>
-          <w:sz w:val="18"/>
-        </w:rPr>
-        <w:t>Punto 3: Composición nucleotídica global.</w:t>
-      </w:r>
-    </w:p>
-    <w:p>
-      <w:pPr>
-        <w:pStyle w:val="Heading2"/>
-      </w:pPr>
-      <w:r>
-        <w:t>Punto 4: Contenido GC por tipo de sitio.</w:t>
-      </w:r>
-    </w:p>
-    <w:p>
-      <w:r>
-        <w:drawing>
-          <wp:inline xmlns:a="http://schemas.openxmlformats.org/drawingml/2006/main" xmlns:pic="http://schemas.openxmlformats.org/drawingml/2006/picture">
-            <wp:extent cx="5029200" cy="2514600"/>
-            <wp:docPr id="4" name="Picture 4"/>
-            <wp:cNvGraphicFramePr>
-              <a:graphicFrameLocks noChangeAspect="1"/>
-            </wp:cNvGraphicFramePr>
-            <a:graphic>
-              <a:graphicData uri="http://schemas.openxmlformats.org/drawingml/2006/picture">
-                <pic:pic>
-                  <pic:nvPicPr>
-                    <pic:cNvPr id="0" name="spec_04_gc_content_violin.png"/>
-                    <pic:cNvPicPr/>
-                  </pic:nvPicPr>
-                  <pic:blipFill>
-                    <a:blip r:embed="rId12"/>
-                    <a:stretch>
-                      <a:fillRect/>
-                    </a:stretch>
-                  </pic:blipFill>
-                  <pic:spPr>
-                    <a:xfrm>
-                      <a:off x="0" y="0"/>
-                      <a:ext cx="5029200" cy="2514600"/>
-                    </a:xfrm>
-                    <a:prstGeom prst="rect"/>
-                  </pic:spPr>
-                </pic:pic>
-              </a:graphicData>
-            </a:graphic>
-          </wp:inline>
-        </w:drawing>
-      </w:r>
-    </w:p>
-    <w:p>
-      <w:pPr>
-        <w:jc w:val="center"/>
-      </w:pPr>
-      <w:r>
-        <w:rPr>
-          <w:i/>
-          <w:sz w:val="18"/>
-        </w:rPr>
-        <w:t>Punto 4: Contenido GC por tipo de sitio.</w:t>
-      </w:r>
-    </w:p>
-    <w:p>
-      <w:pPr>
-        <w:pStyle w:val="Heading2"/>
-      </w:pPr>
-      <w:r>
-        <w:t>Punto 5: Mapa de calor de correlación.</w:t>
-      </w:r>
-    </w:p>
-    <w:p>
-      <w:r>
-        <w:drawing>
-          <wp:inline xmlns:a="http://schemas.openxmlformats.org/drawingml/2006/main" xmlns:pic="http://schemas.openxmlformats.org/drawingml/2006/picture">
-            <wp:extent cx="5029200" cy="2514600"/>
-            <wp:docPr id="5" name="Picture 5"/>
-            <wp:cNvGraphicFramePr>
-              <a:graphicFrameLocks noChangeAspect="1"/>
-            </wp:cNvGraphicFramePr>
-            <a:graphic>
-              <a:graphicData uri="http://schemas.openxmlformats.org/drawingml/2006/picture">
-                <pic:pic>
-                  <pic:nvPicPr>
-                    <pic:cNvPr id="0" name="spec_05_correlacion_heatmap.png"/>
-                    <pic:cNvPicPr/>
-                  </pic:nvPicPr>
-                  <pic:blipFill>
-                    <a:blip r:embed="rId13"/>
-                    <a:stretch>
-                      <a:fillRect/>
-                    </a:stretch>
-                  </pic:blipFill>
-                  <pic:spPr>
-                    <a:xfrm>
-                      <a:off x="0" y="0"/>
-                      <a:ext cx="5029200" cy="2514600"/>
-                    </a:xfrm>
-                    <a:prstGeom prst="rect"/>
-                  </pic:spPr>
-                </pic:pic>
-              </a:graphicData>
-            </a:graphic>
-          </wp:inline>
-        </w:drawing>
-      </w:r>
-    </w:p>
-    <w:p>
-      <w:pPr>
-        <w:jc w:val="center"/>
-      </w:pPr>
-      <w:r>
-        <w:rPr>
-          <w:i/>
-          <w:sz w:val="18"/>
-        </w:rPr>
-        <w:t>Punto 5: Mapa de calor de correlación.</w:t>
-      </w:r>
-    </w:p>
-    <w:p>
-      <w:pPr>
-        <w:pStyle w:val="Heading2"/>
-      </w:pPr>
-      <w:r>
-        <w:t>Punto 6: Perfil de longitud de exones.</w:t>
-      </w:r>
-    </w:p>
-    <w:p>
-      <w:r>
-        <w:drawing>
-          <wp:inline xmlns:a="http://schemas.openxmlformats.org/drawingml/2006/main" xmlns:pic="http://schemas.openxmlformats.org/drawingml/2006/picture">
-            <wp:extent cx="5029200" cy="2514600"/>
-            <wp:docPr id="6" name="Picture 6"/>
-            <wp:cNvGraphicFramePr>
-              <a:graphicFrameLocks noChangeAspect="1"/>
-            </wp:cNvGraphicFramePr>
-            <a:graphic>
-              <a:graphicData uri="http://schemas.openxmlformats.org/drawingml/2006/picture">
-                <pic:pic>
-                  <pic:nvPicPr>
-                    <pic:cNvPr id="0" name="spec_06_longitud_exones.png"/>
-                    <pic:cNvPicPr/>
-                  </pic:nvPicPr>
-                  <pic:blipFill>
-                    <a:blip r:embed="rId14"/>
-                    <a:stretch>
-                      <a:fillRect/>
-                    </a:stretch>
-                  </pic:blipFill>
-                  <pic:spPr>
-                    <a:xfrm>
-                      <a:off x="0" y="0"/>
-                      <a:ext cx="5029200" cy="2514600"/>
-                    </a:xfrm>
-                    <a:prstGeom prst="rect"/>
-                  </pic:spPr>
-                </pic:pic>
-              </a:graphicData>
-            </a:graphic>
-          </wp:inline>
-        </w:drawing>
-      </w:r>
-    </w:p>
-    <w:p>
-      <w:pPr>
-        <w:jc w:val="center"/>
-      </w:pPr>
-      <w:r>
-        <w:rPr>
-          <w:i/>
-          <w:sz w:val="18"/>
-        </w:rPr>
-        <w:t>Punto 6: Perfil de longitud de exones.</w:t>
-      </w:r>
-    </w:p>
-    <w:p>
-      <w:pPr>
-        <w:pStyle w:val="Heading1"/>
-      </w:pPr>
-      <w:r>
-        <w:t>4. Conclusiones e Interpretación</w:t>
-      </w:r>
-    </w:p>
-    <w:p>
-      <w:r>
-        <w:t>La alta precisión obtenida sugiere que el modelo captura eficazmente...</w:t>
+        <w:t>Curva ROC y AUC final.</w:t>
       </w:r>
     </w:p>
     <w:sectPr>
